--- a/technical_document/docx/README.docx
+++ b/technical_document/docx/README.docx
@@ -343,7 +343,7 @@
           <w:color w:val="2D3748"/>
           <w:sz w:val="19"/>
         </w:rPr>
-        <w:t>Apache Fineract Community Edition (v1.10 / v1.12)</w:t>
+        <w:t>Apache Fineract Community Edition (immutable digest pin apache/fineract@fd01236df6)</w:t>
       </w:r>
       <w:r>
         <w:rPr>
@@ -1932,7 +1932,7 @@
                 <w:color w:val="2D3748"/>
                 <w:sz w:val="17"/>
               </w:rPr>
-              <w:t>Apache Fineract 1.12.x Core Banking Integration Specification</w:t>
+              <w:t>Apache Fineract CE (digest-pinned) Core Banking Integration Specification</w:t>
             </w:r>
           </w:p>
         </w:tc>
@@ -2061,7 +2061,7 @@
                 <w:color w:val="2D3748"/>
                 <w:sz w:val="17"/>
               </w:rPr>
-              <w:t>ULMS v2.0 integrates with Apache Fineract 1.12.x Community Edition (CE) as its underlying core lending ledger. To insulate the commercial bank deployment from upstream release churn and maintain stric</w:t>
+              <w:t>ULMS v2.0 integrates with Apache Fineract CE (digest-pinned) Community Edition (CE) as its underlying core lending ledger. To insulate the commercial bank deployment from upstream release churn and maintain stric</w:t>
             </w:r>
           </w:p>
         </w:tc>
@@ -3955,6 +3955,58 @@
                 <w:sz w:val="17"/>
               </w:rPr>
               <w:t>Master Approved</w:t>
+            </w:r>
+          </w:p>
+        </w:tc>
+      </w:tr>
+      <w:tr>
+        <w:tc>
+          <w:tcPr>
+            <w:tcW w:type="dxa" w:w="1872"/>
+          </w:tcPr>
+          <w:p>
+            <w:r>
+              <w:t>3.1.0</w:t>
+            </w:r>
+          </w:p>
+        </w:tc>
+        <w:tc>
+          <w:tcPr>
+            <w:tcW w:type="dxa" w:w="1872"/>
+          </w:tcPr>
+          <w:p>
+            <w:r>
+              <w:t>October 2026</w:t>
+            </w:r>
+          </w:p>
+        </w:tc>
+        <w:tc>
+          <w:tcPr>
+            <w:tcW w:type="dxa" w:w="1872"/>
+          </w:tcPr>
+          <w:p>
+            <w:r>
+              <w:t>Independent Forensic Re-audit</w:t>
+            </w:r>
+          </w:p>
+        </w:tc>
+        <w:tc>
+          <w:tcPr>
+            <w:tcW w:type="dxa" w:w="1872"/>
+          </w:tcPr>
+          <w:p>
+            <w:r>
+              <w:t>Factual corrections per audit/docx_forensic_audit_2026-10-08.md</w:t>
+            </w:r>
+          </w:p>
+        </w:tc>
+        <w:tc>
+          <w:tcPr>
+            <w:tcW w:type="dxa" w:w="1872"/>
+          </w:tcPr>
+          <w:p>
+            <w:r>
+              <w:t>Applied</w:t>
             </w:r>
           </w:p>
         </w:tc>
@@ -6885,7 +6937,7 @@
                 <w:color w:val="2D3748"/>
                 <w:sz w:val="17"/>
               </w:rPr>
-              <w:t>Apache Fineract CE 1.10/1.12 Patching, Maintenance &amp; Database Pruning Runbook</w:t>
+              <w:t>Apache Fineract CE (digest-pinned) Patching, Maintenance &amp; Database Pruning Runbook</w:t>
             </w:r>
           </w:p>
         </w:tc>
@@ -12831,7 +12883,7 @@
           <w:color w:val="2D3748"/>
           <w:sz w:val="19"/>
         </w:rPr>
-        <w:t xml:space="preserve"> 100% verified against real codebase assets across 67 Flyway SQL tables (V1–V18), 285 OpenAPI routes, 494 Java symbols, and Keycloak 26 realm definitions.</w:t>
+        <w:t xml:space="preserve"> 100% verified against real codebase assets across 67 Flyway SQL tables (V1–V18), 140 OpenAPI paths (166 operations), 252 Java source files, and Keycloak 26 realm definitions.</w:t>
       </w:r>
     </w:p>
     <w:p>
@@ -12948,6 +13000,19 @@
           <w:sz w:val="16"/>
         </w:rPr>
         <w:t>Complete documentation directory organized according to the Diátaxis framework.</w:t>
+      </w:r>
+    </w:p>
+    <w:p>
+      <w:r>
+        <w:rPr>
+          <w:b/>
+        </w:rPr>
+        <w:t>Addendum — v3.1.0 corrections (Independent Forensic Re-audit, 8 October 2026)</w:t>
+      </w:r>
+    </w:p>
+    <w:p>
+      <w:r>
+        <w:t>Corrections (v3.1.0, 8 October 2026): Fineract version claims normalized to the immutable digest pin (apache/fineract@fd01236df6); route/symbol counts corrected to 140 paths / 166 operations and 252 main-source Java files (96 packages); DOC-01-ARCH-02 title de-versioned. Full findings: audit/docx_forensic_audit_2026-10-08.md.</w:t>
       </w:r>
     </w:p>
     <w:sectPr>
